--- a/policies/build/preview_hco/HCO.PRE.2_v2_preview.docx
+++ b/policies/build/preview_hco/HCO.PRE.2_v2_preview.docx
@@ -773,7 +773,7 @@
           <w:sz w:val="22"/>
           <w:szCs w:val="22"/>
         </w:rPr>
-        <w:t xml:space="preserve">Boundaries: do not copy SHCO PRE wording. Do not overwrite HCO AAC, COP or MOM policies. Spell out abbreviations on first use in training materials. OE counts/levels/asterisks stay with the official portal Standards PDF. Method notes come from the Guidebook Interpretation paragraphs (scanned PDF md5 2c4489ee98de4ae9b49cba168ea9f42a).</w:t>
+        <w:t xml:space="preserve">Boundaries: do not overwrite HCO AAC, COP or MOM policies. Spell out abbreviations on first use in training materials. OE counts/levels/asterisks stay with the official portal Standards PDF. Method notes come from the Guidebook Interpretation paragraphs (scanned PDF md5 2c4489ee98de4ae9b49cba168ea9f42a).</w:t>
       </w:r>
     </w:p>
     <w:p>
@@ -827,7 +827,7 @@
           <w:sz w:val="22"/>
           <w:szCs w:val="22"/>
         </w:rPr>
-        <w:t xml:space="preserve">1. Do not skip: Patients and family rights include respecting values and beliefs, any special preferences, cultural needs, ...</w:t>
+        <w:t xml:space="preserve">1. Do not skip: Patients and family rights include respecting values and beliefs, any special preferences, cultural needs...</w:t>
       </w:r>
     </w:p>
     <w:p>
@@ -839,7 +839,7 @@
           <w:sz w:val="22"/>
           <w:szCs w:val="22"/>
         </w:rPr>
-        <w:t xml:space="preserve">2. Do not skip: Patient and family rights include respect for personal dignity and privacy during examination, procedures a...</w:t>
+        <w:t xml:space="preserve">2. Do not skip: Patient and family rights include respect for personal dignity and privacy during examination, procedures and...</w:t>
       </w:r>
     </w:p>
     <w:p>
@@ -899,7 +899,7 @@
           <w:sz w:val="22"/>
           <w:szCs w:val="22"/>
         </w:rPr>
-        <w:t xml:space="preserve">7. Do not skip: Patient and family rights include informed consent before the transfusion of blood and blood components, an...</w:t>
+        <w:t xml:space="preserve">7. Do not skip: Patient and family rights include informed consent before the transfusion of blood and blood components...</w:t>
       </w:r>
     </w:p>
     <w:p>
@@ -947,7 +947,7 @@
           <w:sz w:val="22"/>
           <w:szCs w:val="22"/>
         </w:rPr>
-        <w:t xml:space="preserve">11. Do not skip: Patient and family rights include information on the name of the treating doctor, care plan, progress and i...</w:t>
+        <w:t xml:space="preserve">11. Do not skip: Patient and family rights include information on the name of the treating doctor, care plan, progress and...</w:t>
       </w:r>
     </w:p>
     <w:p>
@@ -1046,7 +1046,7 @@
         <w:spacing w:after="100" w:before="220"/>
       </w:pPr>
       <w:r>
-        <w:t xml:space="preserve">5.2 Patient and family rights include respect for personal dignity and pr...</w:t>
+        <w:t xml:space="preserve">5.2 Patient and family rights include respect for personal dignity and...</w:t>
       </w:r>
     </w:p>
     <w:p>
@@ -1136,7 +1136,7 @@
         <w:spacing w:after="100" w:before="220"/>
       </w:pPr>
       <w:r>
-        <w:t xml:space="preserve">5.4 Patient and family rights include treating patient information as con...</w:t>
+        <w:t xml:space="preserve">5.4 Patient and family rights include treating patient information as...</w:t>
       </w:r>
     </w:p>
     <w:p>
@@ -1238,7 +1238,7 @@
         <w:spacing w:after="100" w:before="220"/>
       </w:pPr>
       <w:r>
-        <w:t xml:space="preserve">5.6 Patient and family rights include a right to seek an additional opini...</w:t>
+        <w:t xml:space="preserve">5.6 Patient and family rights include a right to seek an additional opinion...</w:t>
       </w:r>
     </w:p>
     <w:p>
@@ -1283,7 +1283,7 @@
         <w:spacing w:after="100" w:before="220"/>
       </w:pPr>
       <w:r>
-        <w:t xml:space="preserve">5.7 Patient and family rights include informed consent before the transfu...</w:t>
+        <w:t xml:space="preserve">5.7 Patient and family rights include informed consent before the...</w:t>
       </w:r>
     </w:p>
     <w:p>
@@ -1475,7 +1475,7 @@
         <w:spacing w:after="100" w:before="220"/>
       </w:pPr>
       <w:r>
-        <w:t xml:space="preserve">5.11 Patient and family rights include information on the name of the trea...</w:t>
+        <w:t xml:space="preserve">5.11 Patient and family rights include information on the name of the...</w:t>
       </w:r>
     </w:p>
     <w:p>
@@ -1520,7 +1520,7 @@
         <w:spacing w:after="100" w:before="220"/>
       </w:pPr>
       <w:r>
-        <w:t xml:space="preserve">5.12 Patient rights include determining what information regarding their c...</w:t>
+        <w:t xml:space="preserve">5.12 Patient rights include determining what information regarding their...</w:t>
       </w:r>
     </w:p>
     <w:p>
@@ -1635,6 +1635,20 @@
       </w:pPr>
       <w:r>
         <w:t xml:space="preserve">7. Governance and responsibility</w:t>
+      </w:r>
+    </w:p>
+    <w:p>
+      <w:pPr>
+        <w:spacing w:after="20" w:before="100"/>
+      </w:pPr>
+      <w:r>
+        <w:rPr>
+          <w:b/>
+          <w:bCs/>
+          <w:sz w:val="22"/>
+          <w:szCs w:val="22"/>
+        </w:rPr>
+        <w:t xml:space="preserve">Medical Superintendent</w:t>
       </w:r>
     </w:p>
     <w:p>
@@ -1651,7 +1665,7 @@
           <w:sz w:val="22"/>
           <w:szCs w:val="22"/>
         </w:rPr>
-        <w:t xml:space="preserve">Medical Superintendent</w:t>
+        <w:t xml:space="preserve">Accountable that PRE.2 is resourced and followed.</w:t>
       </w:r>
     </w:p>
     <w:p>
@@ -1668,7 +1682,21 @@
           <w:sz w:val="22"/>
           <w:szCs w:val="22"/>
         </w:rPr>
-        <w:t xml:space="preserve">Accountable that PRE.2 is resourced and followed.</w:t>
+        <w:t xml:space="preserve">Acts on rights violations, consent failures and communication breaches that reach top leadership.</w:t>
+      </w:r>
+    </w:p>
+    <w:p>
+      <w:pPr>
+        <w:spacing w:after="20" w:before="100"/>
+      </w:pPr>
+      <w:r>
+        <w:rPr>
+          <w:b/>
+          <w:bCs/>
+          <w:sz w:val="22"/>
+          <w:szCs w:val="22"/>
+        </w:rPr>
+        <w:t xml:space="preserve">Medical Superintendent</w:t>
       </w:r>
     </w:p>
     <w:p>
@@ -1685,7 +1713,21 @@
           <w:sz w:val="22"/>
           <w:szCs w:val="22"/>
         </w:rPr>
-        <w:t xml:space="preserve">Acts on rights violations, consent failures and communication breaches that reach top leadership.</w:t>
+        <w:t xml:space="preserve">Owns day-to-day implementation and records for this standard.</w:t>
+      </w:r>
+    </w:p>
+    <w:p>
+      <w:pPr>
+        <w:spacing w:after="20" w:before="100"/>
+      </w:pPr>
+      <w:r>
+        <w:rPr>
+          <w:b/>
+          <w:bCs/>
+          <w:sz w:val="22"/>
+          <w:szCs w:val="22"/>
+        </w:rPr>
+        <w:t xml:space="preserve">Guest Relations / Patient Rights Officer</w:t>
       </w:r>
     </w:p>
     <w:p>
@@ -1702,7 +1744,21 @@
           <w:sz w:val="22"/>
           <w:szCs w:val="22"/>
         </w:rPr>
-        <w:t xml:space="preserve">Medical Superintendent</w:t>
+        <w:t xml:space="preserve">Supports rights display, counselling, complaint access and family communication as this standard requires.</w:t>
+      </w:r>
+    </w:p>
+    <w:p>
+      <w:pPr>
+        <w:spacing w:after="20" w:before="100"/>
+      </w:pPr>
+      <w:r>
+        <w:rPr>
+          <w:b/>
+          <w:bCs/>
+          <w:sz w:val="22"/>
+          <w:szCs w:val="22"/>
+        </w:rPr>
+        <w:t xml:space="preserve">Quality Coordinator</w:t>
       </w:r>
     </w:p>
     <w:p>
@@ -1719,7 +1775,28 @@
           <w:sz w:val="22"/>
           <w:szCs w:val="22"/>
         </w:rPr>
-        <w:t xml:space="preserve">Owns day-to-day implementation and records for this standard.</w:t>
+        <w:t xml:space="preserve">Audits this policy «quarterly»; holds training acknowledgements.</w:t>
+      </w:r>
+    </w:p>
+    <w:p>
+      <w:pPr>
+        <w:pStyle w:val="Heading1"/>
+        <w:spacing w:after="120" w:before="280"/>
+      </w:pPr>
+      <w:r>
+        <w:t xml:space="preserve">8. Quality monitoring (RCA → CAPA)</w:t>
+      </w:r>
+    </w:p>
+    <w:p>
+      <w:pPr>
+        <w:spacing w:after="140"/>
+      </w:pPr>
+      <w:r>
+        <w:rPr>
+          <w:sz w:val="22"/>
+          <w:szCs w:val="22"/>
+        </w:rPr>
+        <w:t xml:space="preserve">The Quality Coordinator audits this policy «quarterly». The audit reviews:</w:t>
       </w:r>
     </w:p>
     <w:p>
@@ -1736,7 +1813,7 @@
           <w:sz w:val="22"/>
           <w:szCs w:val="22"/>
         </w:rPr>
-        <w:t xml:space="preserve">Guest Relations / Patient Rights Officer</w:t>
+        <w:t xml:space="preserve">Records for a sample of this standard's objective elements, checked against the What-we-do steps.</w:t>
       </w:r>
     </w:p>
     <w:p>
@@ -1753,7 +1830,7 @@
           <w:sz w:val="22"/>
           <w:szCs w:val="22"/>
         </w:rPr>
-        <w:t xml:space="preserve">Supports rights display, counselling, complaint access and family communication as this standard requires.</w:t>
+        <w:t xml:space="preserve">CORE objective elements show no critical gaps in the sample.</w:t>
       </w:r>
     </w:p>
     <w:p>
@@ -1770,125 +1847,19 @@
           <w:sz w:val="22"/>
           <w:szCs w:val="22"/>
         </w:rPr>
-        <w:t xml:space="preserve">Quality Coordinator</w:t>
-      </w:r>
-    </w:p>
-    <w:p>
-      <w:pPr>
-        <w:pStyle w:val="ListParagraph"/>
-        <w:numPr>
-          <w:ilvl w:val="0"/>
-          <w:numId w:val="1"/>
-        </w:numPr>
-        <w:spacing w:after="60"/>
-      </w:pPr>
-      <w:r>
-        <w:rPr>
-          <w:sz w:val="22"/>
-          <w:szCs w:val="22"/>
-        </w:rPr>
-        <w:t xml:space="preserve">Audits this policy «quarterly»; holds training acknowledgements.</w:t>
-      </w:r>
-    </w:p>
-    <w:p>
-      <w:pPr>
-        <w:pStyle w:val="Heading1"/>
-        <w:spacing w:after="120" w:before="280"/>
-      </w:pPr>
-      <w:r>
-        <w:t xml:space="preserve">8. Quality monitoring (RCA → CAPA)</w:t>
-      </w:r>
-    </w:p>
-    <w:p>
-      <w:pPr>
-        <w:spacing w:after="140"/>
-      </w:pPr>
-      <w:r>
-        <w:rPr>
-          <w:sz w:val="22"/>
-          <w:szCs w:val="22"/>
-        </w:rPr>
-        <w:t xml:space="preserve">The Quality Coordinator audits this policy «quarterly».</w:t>
-      </w:r>
-    </w:p>
-    <w:p>
-      <w:pPr>
-        <w:spacing w:after="140"/>
-      </w:pPr>
-      <w:r>
-        <w:rPr>
-          <w:sz w:val="22"/>
-          <w:szCs w:val="22"/>
-        </w:rPr>
-        <w:t xml:space="preserve">What is monitored each quarter:</w:t>
-      </w:r>
-    </w:p>
-    <w:p>
-      <w:pPr>
-        <w:pStyle w:val="ListParagraph"/>
-        <w:numPr>
-          <w:ilvl w:val="0"/>
-          <w:numId w:val="1"/>
-        </w:numPr>
-        <w:spacing w:after="60"/>
-      </w:pPr>
-      <w:r>
-        <w:rPr>
-          <w:sz w:val="22"/>
-          <w:szCs w:val="22"/>
-        </w:rPr>
-        <w:t xml:space="preserve">Sample of records for each OE PRE.2.a–l.</w:t>
-      </w:r>
-    </w:p>
-    <w:p>
-      <w:pPr>
-        <w:pStyle w:val="ListParagraph"/>
-        <w:numPr>
-          <w:ilvl w:val="0"/>
-          <w:numId w:val="1"/>
-        </w:numPr>
-        <w:spacing w:after="60"/>
-      </w:pPr>
-      <w:r>
-        <w:rPr>
-          <w:sz w:val="22"/>
-          <w:szCs w:val="22"/>
-        </w:rPr>
-        <w:t xml:space="preserve">Asterisked elements (none) have document evidence as required.</w:t>
-      </w:r>
-    </w:p>
-    <w:p>
-      <w:pPr>
-        <w:pStyle w:val="ListParagraph"/>
-        <w:numPr>
-          <w:ilvl w:val="0"/>
-          <w:numId w:val="1"/>
-        </w:numPr>
-        <w:spacing w:after="60"/>
-      </w:pPr>
-      <w:r>
-        <w:rPr>
-          <w:sz w:val="22"/>
-          <w:szCs w:val="22"/>
-        </w:rPr>
-        <w:t xml:space="preserve">CORE elements (dg) show no critical gaps in the sample.</w:t>
-      </w:r>
-    </w:p>
-    <w:p>
-      <w:pPr>
-        <w:pStyle w:val="ListParagraph"/>
-        <w:numPr>
-          <w:ilvl w:val="0"/>
-          <w:numId w:val="1"/>
-        </w:numPr>
-        <w:spacing w:after="60"/>
-      </w:pPr>
-      <w:r>
-        <w:rPr>
-          <w:sz w:val="22"/>
-          <w:szCs w:val="22"/>
-        </w:rPr>
         <w:t xml:space="preserve">Stop-work events (if any) are logged with outcome.</w:t>
+      </w:r>
+    </w:p>
+    <w:p>
+      <w:pPr>
+        <w:spacing w:after="140"/>
+      </w:pPr>
+      <w:r>
+        <w:rPr>
+          <w:sz w:val="22"/>
+          <w:szCs w:val="22"/>
+        </w:rPr>
+        <w:t xml:space="preserve">Root-cause analysis is required when a gap found in this audit remains open beyond «90 days».</w:t>
       </w:r>
     </w:p>
     <w:p>
@@ -4081,7 +4052,7 @@
           <w:sz w:val="22"/>
           <w:szCs w:val="22"/>
         </w:rPr>
-        <w:t xml:space="preserve">Records showing PRE.2.a was followed for sampled patients/cases.</w:t>
+        <w:t xml:space="preserve">Recorded patient preference (form of address, diet, worship, post-death requirement) on the kardex or admission sheet.</w:t>
       </w:r>
     </w:p>
     <w:p>
@@ -4098,7 +4069,7 @@
           <w:sz w:val="22"/>
           <w:szCs w:val="22"/>
         </w:rPr>
-        <w:t xml:space="preserve">Written guidance / protocol referenced for this element (where required).</w:t>
+        <w:t xml:space="preserve">Record of action taken on the preference by the treating doctor or nurse.</w:t>
       </w:r>
     </w:p>
     <w:p>
@@ -4115,7 +4086,7 @@
           <w:sz w:val="22"/>
           <w:szCs w:val="22"/>
         </w:rPr>
-        <w:t xml:space="preserve">Audit sample notes for PRE.2.a reviewed «quarterly».</w:t>
+        <w:t xml:space="preserve">Spiritual-need-request routing record.</w:t>
       </w:r>
     </w:p>
     <w:p>
@@ -4141,7 +4112,7 @@
           <w:sz w:val="22"/>
           <w:szCs w:val="22"/>
         </w:rPr>
-        <w:t xml:space="preserve">Records showing PRE.2.b was followed for sampled patients/cases.</w:t>
+        <w:t xml:space="preserve">Privacy-and-dignity guideline document held by the Nursing Superintendent.</w:t>
       </w:r>
     </w:p>
     <w:p>
@@ -4158,7 +4129,7 @@
           <w:sz w:val="22"/>
           <w:szCs w:val="22"/>
         </w:rPr>
-        <w:t xml:space="preserve">Written guidance / protocol referenced for this element (where required).</w:t>
+        <w:t xml:space="preserve">Screen, drape or closed-door practice-observation record.</w:t>
       </w:r>
     </w:p>
     <w:p>
@@ -4175,7 +4146,7 @@
           <w:sz w:val="22"/>
           <w:szCs w:val="22"/>
         </w:rPr>
-        <w:t xml:space="preserve">Audit sample notes for PRE.2.b reviewed «quarterly».</w:t>
+        <w:t xml:space="preserve">Consent record for any photograph or recording of a procedure.</w:t>
       </w:r>
     </w:p>
     <w:p>
@@ -4201,7 +4172,7 @@
           <w:sz w:val="22"/>
           <w:szCs w:val="22"/>
         </w:rPr>
-        <w:t xml:space="preserve">Records showing PRE.2.c was followed for sampled patients/cases.</w:t>
+        <w:t xml:space="preserve">Extra-precaution record for vulnerable patients (elderly, neonate, physically or mentally challenged, comatose, anaesthetised).</w:t>
       </w:r>
     </w:p>
     <w:p>
@@ -4218,7 +4189,7 @@
           <w:sz w:val="22"/>
           <w:szCs w:val="22"/>
         </w:rPr>
-        <w:t xml:space="preserve">Written guidance / protocol referenced for this element (where required).</w:t>
+        <w:t xml:space="preserve">Incident record for any suspected neglect or abuse, reported the same shift.</w:t>
       </w:r>
     </w:p>
     <w:p>
@@ -4235,7 +4206,7 @@
           <w:sz w:val="22"/>
           <w:szCs w:val="22"/>
         </w:rPr>
-        <w:t xml:space="preserve">Audit sample notes for PRE.2.c reviewed «quarterly».</w:t>
+        <w:t xml:space="preserve">Confirmation the incident routed through the PRE.1.d violation mechanism.</w:t>
       </w:r>
     </w:p>
     <w:p>
@@ -4261,7 +4232,7 @@
           <w:sz w:val="22"/>
           <w:szCs w:val="22"/>
         </w:rPr>
-        <w:t xml:space="preserve">Records showing PRE.2.d was followed for sampled patients/cases.</w:t>
+        <w:t xml:space="preserve">Confidentiality training record within the annual rights training.</w:t>
       </w:r>
     </w:p>
     <w:p>
@@ -4278,7 +4249,7 @@
           <w:sz w:val="22"/>
           <w:szCs w:val="22"/>
         </w:rPr>
-        <w:t xml:space="preserve">Written guidance / protocol referenced for this element (where required).</w:t>
+        <w:t xml:space="preserve">Record confirming HIV status or other confidential information is not visible on the record cover.</w:t>
       </w:r>
     </w:p>
     <w:p>
@@ -4295,7 +4266,16 @@
           <w:sz w:val="22"/>
           <w:szCs w:val="22"/>
         </w:rPr>
-        <w:t xml:space="preserve">Audit sample notes for PRE.2.d reviewed «quarterly».</w:t>
+        <w:t xml:space="preserve">Disclosure-without-permission incident record, where applicable.</w:t>
+      </w:r>
+    </w:p>
+    <w:p>
+      <w:pPr>
+        <w:pStyle w:val="Heading2"/>
+        <w:spacing w:after="100" w:before="220"/>
+      </w:pPr>
+      <w:r>
+        <w:t xml:space="preserve">PRE.2.e — Patient and family rights include the refusal of treatment.</w:t>
       </w:r>
     </w:p>
     <w:p>
@@ -4312,16 +4292,7 @@
           <w:sz w:val="22"/>
           <w:szCs w:val="22"/>
         </w:rPr>
-        <w:t xml:space="preserve">CORE-element sample with no critical gaps in the quarter under review.</w:t>
-      </w:r>
-    </w:p>
-    <w:p>
-      <w:pPr>
-        <w:pStyle w:val="Heading2"/>
-        <w:spacing w:after="100" w:before="220"/>
-      </w:pPr>
-      <w:r>
-        <w:t xml:space="preserve">PRE.2.e — Patient and family rights include the refusal of treatment.</w:t>
+        <w:t xml:space="preserve">Documented discussion-of-refusal note — options offered, consequences explained.</w:t>
       </w:r>
     </w:p>
     <w:p>
@@ -4338,7 +4309,7 @@
           <w:sz w:val="22"/>
           <w:szCs w:val="22"/>
         </w:rPr>
-        <w:t xml:space="preserve">Records showing PRE.2.e was followed for sampled patients/cases.</w:t>
+        <w:t xml:space="preserve">Record of who witnessed the explanation.</w:t>
       </w:r>
     </w:p>
     <w:p>
@@ -4355,7 +4326,16 @@
           <w:sz w:val="22"/>
           <w:szCs w:val="22"/>
         </w:rPr>
-        <w:t xml:space="preserve">Written guidance / protocol referenced for this element (where required).</w:t>
+        <w:t xml:space="preserve">Confirmation the refusal was respected after explanation, not overridden.</w:t>
+      </w:r>
+    </w:p>
+    <w:p>
+      <w:pPr>
+        <w:pStyle w:val="Heading2"/>
+        <w:spacing w:after="100" w:before="220"/>
+      </w:pPr>
+      <w:r>
+        <w:t xml:space="preserve">PRE.2.f — Patient and family rights include a right to seek an additional opinion regarding clinical care.</w:t>
       </w:r>
     </w:p>
     <w:p>
@@ -4372,16 +4352,7 @@
           <w:sz w:val="22"/>
           <w:szCs w:val="22"/>
         </w:rPr>
-        <w:t xml:space="preserve">Audit sample notes for PRE.2.e reviewed «quarterly».</w:t>
-      </w:r>
-    </w:p>
-    <w:p>
-      <w:pPr>
-        <w:pStyle w:val="Heading2"/>
-        <w:spacing w:after="100" w:before="220"/>
-      </w:pPr>
-      <w:r>
-        <w:t xml:space="preserve">PRE.2.f — Patient and family rights include a right to seek an additional opinion regarding clinical care.</w:t>
+        <w:t xml:space="preserve">Record of facilitation for a second-opinion request — records, imaging or reports copied.</w:t>
       </w:r>
     </w:p>
     <w:p>
@@ -4398,7 +4369,7 @@
           <w:sz w:val="22"/>
           <w:szCs w:val="22"/>
         </w:rPr>
-        <w:t xml:space="preserve">Records showing PRE.2.f was followed for sampled patients/cases.</w:t>
+        <w:t xml:space="preserve">Credential-file response record for a physician-qualification query.</w:t>
       </w:r>
     </w:p>
     <w:p>
@@ -4415,7 +4386,16 @@
           <w:sz w:val="22"/>
           <w:szCs w:val="22"/>
         </w:rPr>
-        <w:t xml:space="preserve">Written guidance / protocol referenced for this element (where required).</w:t>
+        <w:t xml:space="preserve">Named internal second-opinion arrangement record.</w:t>
+      </w:r>
+    </w:p>
+    <w:p>
+      <w:pPr>
+        <w:pStyle w:val="Heading2"/>
+        <w:spacing w:after="100" w:before="220"/>
+      </w:pPr>
+      <w:r>
+        <w:t xml:space="preserve">PRE.2.g — Patient and family rights include informed consent before the transfusion of blood and blood components, anaesthesia, surgery, initiation of any research protocol and any other invasive / high-risk procedures / treatment.</w:t>
       </w:r>
     </w:p>
     <w:p>
@@ -4432,16 +4412,7 @@
           <w:sz w:val="22"/>
           <w:szCs w:val="22"/>
         </w:rPr>
-        <w:t xml:space="preserve">Audit sample notes for PRE.2.f reviewed «quarterly».</w:t>
-      </w:r>
-    </w:p>
-    <w:p>
-      <w:pPr>
-        <w:pStyle w:val="Heading2"/>
-        <w:spacing w:after="100" w:before="220"/>
-      </w:pPr>
-      <w:r>
-        <w:t xml:space="preserve">PRE.2.g — Patient and family rights include informed consent before the transfusion of blood and blood components, anaesthesia, surgery, initiation of any research protocol and any other invasive / high-risk procedures / treatment.</w:t>
+        <w:t xml:space="preserve">Informed-consent record for transfusion, anaesthesia, surgery, research or an invasive/high-risk procedure.</w:t>
       </w:r>
     </w:p>
     <w:p>
@@ -4458,7 +4429,7 @@
           <w:sz w:val="22"/>
           <w:szCs w:val="22"/>
         </w:rPr>
-        <w:t xml:space="preserve">Records showing PRE.2.g was followed for sampled patients/cases.</w:t>
+        <w:t xml:space="preserve">Cross-reference to the PRE.4 consent process and list.</w:t>
       </w:r>
     </w:p>
     <w:p>
@@ -4475,7 +4446,16 @@
           <w:sz w:val="22"/>
           <w:szCs w:val="22"/>
         </w:rPr>
-        <w:t xml:space="preserve">Written guidance / protocol referenced for this element (where required).</w:t>
+        <w:t xml:space="preserve">Confirmation the consent was taken by the treating doctor or a doctor member of the team.</w:t>
+      </w:r>
+    </w:p>
+    <w:p>
+      <w:pPr>
+        <w:pStyle w:val="Heading2"/>
+        <w:spacing w:after="100" w:before="220"/>
+      </w:pPr>
+      <w:r>
+        <w:t xml:space="preserve">PRE.2.h — Patient and family rights include a right to complain and information on how to voice a complaint.</w:t>
       </w:r>
     </w:p>
     <w:p>
@@ -4492,7 +4472,7 @@
           <w:sz w:val="22"/>
           <w:szCs w:val="22"/>
         </w:rPr>
-        <w:t xml:space="preserve">Audit sample notes for PRE.2.g reviewed «quarterly».</w:t>
+        <w:t xml:space="preserve">Rights-display record naming the right to complain.</w:t>
       </w:r>
     </w:p>
     <w:p>
@@ -4509,16 +4489,7 @@
           <w:sz w:val="22"/>
           <w:szCs w:val="22"/>
         </w:rPr>
-        <w:t xml:space="preserve">CORE-element sample with no critical gaps in the quarter under review.</w:t>
-      </w:r>
-    </w:p>
-    <w:p>
-      <w:pPr>
-        <w:pStyle w:val="Heading2"/>
-        <w:spacing w:after="100" w:before="220"/>
-      </w:pPr>
-      <w:r>
-        <w:t xml:space="preserve">PRE.2.h — Patient and family rights include a right to complain and information on how to voice a complaint.</w:t>
+        <w:t xml:space="preserve">Admission-counselling record confirming the complaint method was explained.</w:t>
       </w:r>
     </w:p>
     <w:p>
@@ -4535,7 +4506,16 @@
           <w:sz w:val="22"/>
           <w:szCs w:val="22"/>
         </w:rPr>
-        <w:t xml:space="preserve">Records showing PRE.2.h was followed for sampled patients/cases.</w:t>
+        <w:t xml:space="preserve">Cross-reference to the PRE.7 complaint mechanism.</w:t>
+      </w:r>
+    </w:p>
+    <w:p>
+      <w:pPr>
+        <w:pStyle w:val="Heading2"/>
+        <w:spacing w:after="100" w:before="220"/>
+      </w:pPr>
+      <w:r>
+        <w:t xml:space="preserve">PRE.2.i — Patient and family rights include information on the expected cost of the treatment.</w:t>
       </w:r>
     </w:p>
     <w:p>
@@ -4552,7 +4532,7 @@
           <w:sz w:val="22"/>
           <w:szCs w:val="22"/>
         </w:rPr>
-        <w:t xml:space="preserve">Written guidance / protocol referenced for this element (where required).</w:t>
+        <w:t xml:space="preserve">Cost-information record given during rights counselling.</w:t>
       </w:r>
     </w:p>
     <w:p>
@@ -4569,16 +4549,7 @@
           <w:sz w:val="22"/>
           <w:szCs w:val="22"/>
         </w:rPr>
-        <w:t xml:space="preserve">Audit sample notes for PRE.2.h reviewed «quarterly».</w:t>
-      </w:r>
-    </w:p>
-    <w:p>
-      <w:pPr>
-        <w:pStyle w:val="Heading2"/>
-        <w:spacing w:after="100" w:before="220"/>
-      </w:pPr>
-      <w:r>
-        <w:t xml:space="preserve">PRE.2.i — Patient and family rights include information on the expected cost of the treatment.</w:t>
+        <w:t xml:space="preserve">Cross-reference to the PRE.6 tariff and cost-estimate process.</w:t>
       </w:r>
     </w:p>
     <w:p>
@@ -4595,7 +4566,16 @@
           <w:sz w:val="22"/>
           <w:szCs w:val="22"/>
         </w:rPr>
-        <w:t xml:space="preserve">Records showing PRE.2.i was followed for sampled patients/cases.</w:t>
+        <w:t xml:space="preserve">Confirmation cost information was part of counselling, not only available in accounts.</w:t>
+      </w:r>
+    </w:p>
+    <w:p>
+      <w:pPr>
+        <w:pStyle w:val="Heading2"/>
+        <w:spacing w:after="100" w:before="220"/>
+      </w:pPr>
+      <w:r>
+        <w:t xml:space="preserve">PRE.2.j — Patient and family rights include access to their clinical records.</w:t>
       </w:r>
     </w:p>
     <w:p>
@@ -4612,7 +4592,7 @@
           <w:sz w:val="22"/>
           <w:szCs w:val="22"/>
         </w:rPr>
-        <w:t xml:space="preserve">Written guidance / protocol referenced for this element (where required).</w:t>
+        <w:t xml:space="preserve">Written clinical-record access-request record.</w:t>
       </w:r>
     </w:p>
     <w:p>
@@ -4629,16 +4609,7 @@
           <w:sz w:val="22"/>
           <w:szCs w:val="22"/>
         </w:rPr>
-        <w:t xml:space="preserve">Audit sample notes for PRE.2.i reviewed «quarterly».</w:t>
-      </w:r>
-    </w:p>
-    <w:p>
-      <w:pPr>
-        <w:pStyle w:val="Heading2"/>
-        <w:spacing w:after="100" w:before="220"/>
-      </w:pPr>
-      <w:r>
-        <w:t xml:space="preserve">PRE.2.j — Patient and family rights include access to their clinical records.</w:t>
+        <w:t xml:space="preserve">Turnaround-time record against the organisation-defined period.</w:t>
       </w:r>
     </w:p>
     <w:p>
@@ -4655,7 +4626,16 @@
           <w:sz w:val="22"/>
           <w:szCs w:val="22"/>
         </w:rPr>
-        <w:t xml:space="preserve">Records showing PRE.2.j was followed for sampled patients/cases.</w:t>
+        <w:t xml:space="preserve">Cross-reference to the medical-records procedure.</w:t>
+      </w:r>
+    </w:p>
+    <w:p>
+      <w:pPr>
+        <w:pStyle w:val="Heading2"/>
+        <w:spacing w:after="100" w:before="220"/>
+      </w:pPr>
+      <w:r>
+        <w:t xml:space="preserve">PRE.2.k — Patient and family rights include information on the name of the treating doctor, care plan, progress and information on their health care needs.</w:t>
       </w:r>
     </w:p>
     <w:p>
@@ -4672,7 +4652,7 @@
           <w:sz w:val="22"/>
           <w:szCs w:val="22"/>
         </w:rPr>
-        <w:t xml:space="preserve">Written guidance / protocol referenced for this element (where required).</w:t>
+        <w:t xml:space="preserve">Admission record naming the treating doctor, care plan and progress information given.</w:t>
       </w:r>
     </w:p>
     <w:p>
@@ -4689,16 +4669,7 @@
           <w:sz w:val="22"/>
           <w:szCs w:val="22"/>
         </w:rPr>
-        <w:t xml:space="preserve">Audit sample notes for PRE.2.j reviewed «quarterly».</w:t>
-      </w:r>
-    </w:p>
-    <w:p>
-      <w:pPr>
-        <w:pStyle w:val="Heading2"/>
-        <w:spacing w:after="100" w:before="220"/>
-      </w:pPr>
-      <w:r>
-        <w:t xml:space="preserve">PRE.2.k — Patient and family rights include information on the name of the treating doctor, care plan, progress and information on their health care needs.</w:t>
+        <w:t xml:space="preserve">Consultant-name display record — board or wristband process.</w:t>
       </w:r>
     </w:p>
     <w:p>
@@ -4715,7 +4686,16 @@
           <w:sz w:val="22"/>
           <w:szCs w:val="22"/>
         </w:rPr>
-        <w:t xml:space="preserve">Records showing PRE.2.k was followed for sampled patients/cases.</w:t>
+        <w:t xml:space="preserve">Walk-round record confirming patients can name their treating doctor.</w:t>
+      </w:r>
+    </w:p>
+    <w:p>
+      <w:pPr>
+        <w:pStyle w:val="Heading2"/>
+        <w:spacing w:after="100" w:before="220"/>
+      </w:pPr>
+      <w:r>
+        <w:t xml:space="preserve">PRE.2.l — Patient rights include determining what information regarding their care would be provided to self and family.</w:t>
       </w:r>
     </w:p>
     <w:p>
@@ -4732,7 +4712,7 @@
           <w:sz w:val="22"/>
           <w:szCs w:val="22"/>
         </w:rPr>
-        <w:t xml:space="preserve">Written guidance / protocol referenced for this element (where required).</w:t>
+        <w:t xml:space="preserve">Patient's documented choice on information-sharing — self/family, named family member, or do-not-share instruction.</w:t>
       </w:r>
     </w:p>
     <w:p>
@@ -4749,16 +4729,7 @@
           <w:sz w:val="22"/>
           <w:szCs w:val="22"/>
         </w:rPr>
-        <w:t xml:space="preserve">Audit sample notes for PRE.2.k reviewed «quarterly».</w:t>
-      </w:r>
-    </w:p>
-    <w:p>
-      <w:pPr>
-        <w:pStyle w:val="Heading2"/>
-        <w:spacing w:after="100" w:before="220"/>
-      </w:pPr>
-      <w:r>
-        <w:t xml:space="preserve">PRE.2.l — Patient rights include determining what information regarding their care would be provided to self and family.</w:t>
+        <w:t xml:space="preserve">Minor's-guardian information record, where applicable.</w:t>
       </w:r>
     </w:p>
     <w:p>
@@ -4775,41 +4746,7 @@
           <w:sz w:val="22"/>
           <w:szCs w:val="22"/>
         </w:rPr>
-        <w:t xml:space="preserve">Records showing PRE.2.l was followed for sampled patients/cases.</w:t>
-      </w:r>
-    </w:p>
-    <w:p>
-      <w:pPr>
-        <w:pStyle w:val="ListParagraph"/>
-        <w:numPr>
-          <w:ilvl w:val="0"/>
-          <w:numId w:val="1"/>
-        </w:numPr>
-        <w:spacing w:after="60"/>
-      </w:pPr>
-      <w:r>
-        <w:rPr>
-          <w:sz w:val="22"/>
-          <w:szCs w:val="22"/>
-        </w:rPr>
-        <w:t xml:space="preserve">Written guidance / protocol referenced for this element (where required).</w:t>
-      </w:r>
-    </w:p>
-    <w:p>
-      <w:pPr>
-        <w:pStyle w:val="ListParagraph"/>
-        <w:numPr>
-          <w:ilvl w:val="0"/>
-          <w:numId w:val="1"/>
-        </w:numPr>
-        <w:spacing w:after="60"/>
-      </w:pPr>
-      <w:r>
-        <w:rPr>
-          <w:sz w:val="22"/>
-          <w:szCs w:val="22"/>
-        </w:rPr>
-        <w:t xml:space="preserve">Audit sample notes for PRE.2.l reviewed «quarterly».</w:t>
+        <w:t xml:space="preserve">Confirmation the choice was respected in practice.</w:t>
       </w:r>
     </w:p>
     <w:p>

--- a/policies/build/preview_hco/HCO.PRE.2_v2_preview.docx
+++ b/policies/build/preview_hco/HCO.PRE.2_v2_preview.docx
@@ -692,7 +692,7 @@
           <w:sz w:val="22"/>
           <w:szCs w:val="22"/>
         </w:rPr>
-        <w:t xml:space="preserve">It covers objective elements PRE.2.a–l (12 elements).</w:t>
+        <w:t xml:space="preserve">This policy covers all 12 requirements under this standard, listed in detail below.</w:t>
       </w:r>
     </w:p>
     <w:p>
@@ -716,7 +716,7 @@
           <w:sz w:val="22"/>
           <w:szCs w:val="22"/>
         </w:rPr>
-        <w:t xml:space="preserve">This policy owns PRE.2. Related AAC, COP, MOM, IPC/HIC and IMS duties stay with those policies — cross-reference only. Other PRE standards stay with their own policies.</w:t>
+        <w:t xml:space="preserve">This policy covers patient and family rights in care and decision-making specifically. Related duties — like patient assessment, clinical care, medication management, infection control, or medical records and information management — are covered in the hospital's other policies, not repeated here. Other PRE standards stay with their own policies.</w:t>
       </w:r>
     </w:p>
     <w:p>
@@ -761,19 +761,19 @@
           <w:sz w:val="22"/>
           <w:szCs w:val="22"/>
         </w:rPr>
-        <w:t xml:space="preserve">It covers 12 objective elements (PRE.2.a, PRE.2.b, PRE.2.c, PRE.2.d, PRE.2.e, PRE.2.f, PRE.2.g, PRE.2.h, PRE.2.i, PRE.2.j, PRE.2.k, PRE.2.l).</w:t>
-      </w:r>
-    </w:p>
-    <w:p>
-      <w:pPr>
-        <w:spacing w:after="140"/>
-      </w:pPr>
-      <w:r>
-        <w:rPr>
-          <w:sz w:val="22"/>
-          <w:szCs w:val="22"/>
-        </w:rPr>
-        <w:t xml:space="preserve">Boundaries: do not overwrite HCO AAC, COP or MOM policies. Spell out abbreviations on first use in training materials. OE counts/levels/asterisks stay with the official portal Standards PDF. Method notes come from the Guidebook Interpretation paragraphs (scanned PDF md5 2c4489ee98de4ae9b49cba168ea9f42a).</w:t>
+        <w:t xml:space="preserve">This policy covers all 12 requirements under this standard, listed in detail below.</w:t>
+      </w:r>
+    </w:p>
+    <w:p>
+      <w:pPr>
+        <w:spacing w:after="140"/>
+      </w:pPr>
+      <w:r>
+        <w:rPr>
+          <w:sz w:val="22"/>
+          <w:szCs w:val="22"/>
+        </w:rPr>
+        <w:t xml:space="preserve">This policy covers patient and family rights in care and decision-making specifically. Related duties — like patient assessment, clinical care, medication management, infection control, or medical records and information management — are covered in the hospital's other policies, not repeated here. Spell out abbreviations on first use in training materials. OE counts/levels/asterisks stay with the official portal Standards PDF. Method notes come from the Guidebook Interpretation paragraphs (scanned PDF md5 2c4489ee98de4ae9b49cba168ea9f42a).</w:t>
       </w:r>
     </w:p>
     <w:p>
